--- a/Knowledge/3-Work knowledge/1-Software Engineering/3-Testing/4-Multi Sources/2-ISTQB_CTFL_Syllabus_v4.0.1/Source - ISTQB_CTFL_Syllabus_v4.0.1 - Multi Sources.docx
+++ b/Knowledge/3-Work knowledge/1-Software Engineering/3-Testing/4-Multi Sources/2-ISTQB_CTFL_Syllabus_v4.0.1/Source - ISTQB_CTFL_Syllabus_v4.0.1 - Multi Sources.docx
@@ -706,6 +706,14 @@
         </w:rPr>
         <w:t xml:space="preserve"> </w:t>
       </w:r>
+      <w:r>
+        <w:rPr>
+          <w:bCs/>
+          <w:sz w:val="18"/>
+          <w:szCs w:val="18"/>
+        </w:rPr>
+        <w:t xml:space="preserve">Data Path: Content Storage Folder -&gt; </w:t>
+      </w:r>
       <w:proofErr w:type="spellStart"/>
       <w:r>
         <w:rPr>
@@ -713,7 +721,7 @@
           <w:sz w:val="18"/>
           <w:szCs w:val="18"/>
         </w:rPr>
-        <w:t>StorageType</w:t>
+        <w:t>ContentStorage</w:t>
       </w:r>
       <w:proofErr w:type="spellEnd"/>
       <w:r>
@@ -722,7 +730,7 @@
           <w:sz w:val="18"/>
           <w:szCs w:val="18"/>
         </w:rPr>
-        <w:t xml:space="preserve">: Cloud -&gt; Platform: GitHub -&gt; Account: </w:t>
+        <w:t xml:space="preserve"> Database -&gt; Folders Table -&gt; ID Column: 9, </w:t>
       </w:r>
       <w:proofErr w:type="spellStart"/>
       <w:r>
@@ -731,7 +739,7 @@
           <w:sz w:val="18"/>
           <w:szCs w:val="18"/>
         </w:rPr>
-        <w:t>topicsscience</w:t>
+        <w:t>FolderOrFileName</w:t>
       </w:r>
       <w:proofErr w:type="spellEnd"/>
       <w:r>
@@ -740,36 +748,8 @@
           <w:sz w:val="18"/>
           <w:szCs w:val="18"/>
         </w:rPr>
-        <w:t xml:space="preserve"> -&gt; Repository: </w:t>
-      </w:r>
-      <w:proofErr w:type="spellStart"/>
-      <w:r>
-        <w:rPr>
-          <w:bCs/>
-          <w:sz w:val="18"/>
-          <w:szCs w:val="18"/>
-        </w:rPr>
-        <w:t>kingdomheartsknowledge</w:t>
-      </w:r>
-      <w:proofErr w:type="spellEnd"/>
-      <w:r>
-        <w:rPr>
-          <w:bCs/>
-          <w:sz w:val="18"/>
-          <w:szCs w:val="18"/>
-        </w:rPr>
-        <w:t xml:space="preserve"> -&gt; Path: Knowledge/3-Work knowledge/1-Software Engineering/1-Testing</w:t>
-      </w:r>
-      <w:proofErr w:type="gramStart"/>
-      <w:r>
-        <w:rPr>
-          <w:bCs/>
-          <w:sz w:val="18"/>
-          <w:szCs w:val="18"/>
-        </w:rPr>
-        <w:t>/..</w:t>
-      </w:r>
-      <w:proofErr w:type="gramEnd"/>
+        <w:t xml:space="preserve"> Column: Testing</w:t>
+      </w:r>
     </w:p>
     <w:p>
       <w:pPr>
@@ -808,25 +788,7 @@
           <w:sz w:val="18"/>
           <w:szCs w:val="18"/>
         </w:rPr>
-        <w:t xml:space="preserve">[Sent </w:t>
-      </w:r>
-      <w:proofErr w:type="gramStart"/>
-      <w:r>
-        <w:rPr>
-          <w:bCs/>
-          <w:sz w:val="18"/>
-          <w:szCs w:val="18"/>
-        </w:rPr>
-        <w:t>From</w:t>
-      </w:r>
-      <w:proofErr w:type="gramEnd"/>
-      <w:r>
-        <w:rPr>
-          <w:bCs/>
-          <w:sz w:val="18"/>
-          <w:szCs w:val="18"/>
-        </w:rPr>
-        <w:t xml:space="preserve"> Abdelrahman Gebril in Microsoft Teams at Sunday 9:31 PM (is one from team members of QA Team of Islam </w:t>
+        <w:t xml:space="preserve">[Sent From Abdelrahman Gebril in Microsoft Teams at Sunday 9:31 PM (is one from team members of QA Team of Islam </w:t>
       </w:r>
       <w:proofErr w:type="spellStart"/>
       <w:r>
